--- a/J13/План.docx
+++ b/J13/План.docx
@@ -1377,7 +1377,16 @@
             <w:pPr>
               <w:spacing w:line="240" w:lineRule="auto"/>
               <w:jc w:val="right"/>
-            </w:pPr>
+              <w:rPr>
+                <w:lang w:val="en-US"/>
+              </w:rPr>
+            </w:pPr>
+            <w:r>
+              <w:rPr>
+                <w:lang w:val="en-US"/>
+              </w:rPr>
+              <w:t>0,5</w:t>
+            </w:r>
           </w:p>
         </w:tc>
         <w:tc>
@@ -1467,6 +1476,12 @@
                 <w:lang w:val="en-US"/>
               </w:rPr>
             </w:pPr>
+            <w:r>
+              <w:rPr>
+                <w:lang w:val="en-US"/>
+              </w:rPr>
+              <w:t>0,5</w:t>
+            </w:r>
           </w:p>
         </w:tc>
         <w:tc>
@@ -2266,7 +2281,16 @@
             <w:pPr>
               <w:spacing w:line="240" w:lineRule="auto"/>
               <w:jc w:val="right"/>
-            </w:pPr>
+              <w:rPr>
+                <w:lang w:val="en-US"/>
+              </w:rPr>
+            </w:pPr>
+            <w:r>
+              <w:rPr>
+                <w:lang w:val="en-US"/>
+              </w:rPr>
+              <w:t>1,5</w:t>
+            </w:r>
           </w:p>
         </w:tc>
         <w:tc>

--- a/J13/План.docx
+++ b/J13/План.docx
@@ -1649,10 +1649,10 @@
             <w:pPr>
               <w:spacing w:line="240" w:lineRule="auto"/>
               <w:jc w:val="right"/>
-              <w:rPr>
-                <w:lang w:val="en-US"/>
-              </w:rPr>
-            </w:pPr>
+            </w:pPr>
+            <w:r>
+              <w:t>0,5</w:t>
+            </w:r>
           </w:p>
         </w:tc>
         <w:tc>

--- a/J13/План.docx
+++ b/J13/План.docx
@@ -1746,7 +1746,16 @@
             <w:pPr>
               <w:spacing w:line="240" w:lineRule="auto"/>
               <w:jc w:val="right"/>
-            </w:pPr>
+              <w:rPr>
+                <w:lang w:val="en-US"/>
+              </w:rPr>
+            </w:pPr>
+            <w:r>
+              <w:rPr>
+                <w:lang w:val="en-US"/>
+              </w:rPr>
+              <w:t>0,1</w:t>
+            </w:r>
           </w:p>
         </w:tc>
         <w:tc>
@@ -2130,7 +2139,16 @@
             <w:pPr>
               <w:spacing w:line="240" w:lineRule="auto"/>
               <w:jc w:val="right"/>
-            </w:pPr>
+              <w:rPr>
+                <w:lang w:val="en-US"/>
+              </w:rPr>
+            </w:pPr>
+            <w:r>
+              <w:rPr>
+                <w:lang w:val="en-US"/>
+              </w:rPr>
+              <w:t>0,5</w:t>
+            </w:r>
           </w:p>
         </w:tc>
         <w:tc>

--- a/J13/План.docx
+++ b/J13/План.docx
@@ -1844,6 +1844,12 @@
                 <w:lang w:val="en-US"/>
               </w:rPr>
             </w:pPr>
+            <w:r>
+              <w:rPr>
+                <w:lang w:val="en-US"/>
+              </w:rPr>
+              <w:t>0,5</w:t>
+            </w:r>
           </w:p>
         </w:tc>
         <w:tc>
@@ -1938,7 +1944,16 @@
             <w:pPr>
               <w:spacing w:line="240" w:lineRule="auto"/>
               <w:jc w:val="right"/>
-            </w:pPr>
+              <w:rPr>
+                <w:lang w:val="en-US"/>
+              </w:rPr>
+            </w:pPr>
+            <w:r>
+              <w:rPr>
+                <w:lang w:val="en-US"/>
+              </w:rPr>
+              <w:t>0,5</w:t>
+            </w:r>
           </w:p>
         </w:tc>
         <w:tc>

--- a/J13/План.docx
+++ b/J13/План.docx
@@ -1564,10 +1564,10 @@
             <w:pPr>
               <w:spacing w:line="240" w:lineRule="auto"/>
               <w:jc w:val="right"/>
-              <w:rPr>
-                <w:lang w:val="en-US"/>
-              </w:rPr>
-            </w:pPr>
+            </w:pPr>
+            <w:r>
+              <w:t>1</w:t>
+            </w:r>
           </w:p>
         </w:tc>
         <w:tc>

--- a/J13/План.docx
+++ b/J13/План.docx
@@ -2069,7 +2069,16 @@
             <w:pPr>
               <w:spacing w:line="240" w:lineRule="auto"/>
               <w:jc w:val="right"/>
-            </w:pPr>
+              <w:rPr>
+                <w:lang w:val="en-US"/>
+              </w:rPr>
+            </w:pPr>
+            <w:r>
+              <w:rPr>
+                <w:lang w:val="en-US"/>
+              </w:rPr>
+              <w:t>2</w:t>
+            </w:r>
           </w:p>
         </w:tc>
         <w:tc>
@@ -2406,10 +2415,10 @@
             <w:pPr>
               <w:spacing w:line="240" w:lineRule="auto"/>
               <w:jc w:val="right"/>
-              <w:rPr>
-                <w:lang w:val="en-US"/>
-              </w:rPr>
-            </w:pPr>
+            </w:pPr>
+            <w:r>
+              <w:t>1</w:t>
+            </w:r>
           </w:p>
         </w:tc>
         <w:tc>
@@ -2517,7 +2526,18 @@
             <w:pPr>
               <w:spacing w:line="240" w:lineRule="auto"/>
               <w:jc w:val="right"/>
-            </w:pPr>
+              <w:rPr>
+                <w:b w:val="0"/>
+                <w:bCs w:val="0"/>
+              </w:rPr>
+            </w:pPr>
+            <w:r>
+              <w:rPr>
+                <w:b w:val="0"/>
+                <w:bCs w:val="0"/>
+              </w:rPr>
+              <w:t>8,6</w:t>
+            </w:r>
           </w:p>
         </w:tc>
         <w:tc>
